--- a/Руководство_пользователя.docx
+++ b/Руководство_пользователя.docx
@@ -96,7 +96,7 @@
           <w:sz w:val="18"/>
           <w:szCs w:val="18"/>
         </w:rPr>
-        <w:t xml:space="preserve">Документ описывает актуальную функциональность после обновлений: запись в три шага, просмотр и отмена своей записи, схема проезда, справочник логистов, внешнее API, тема Hi-Tech.</w:t>
+        <w:t xml:space="preserve">Документ описывает актуальную функциональность после обновлений: запись в три шага, просмотр и отмена своей записи, схема проезда и маршрут из Москвы, справочник логистов, внешнее API, тема Hi-Tech.</w:t>
       </w:r>
     </w:p>
     <w:p>
@@ -2484,7 +2484,96 @@
           <w:sz w:val="22"/>
           <w:szCs w:val="22"/>
         </w:rPr>
-        <w:t xml:space="preserve">После успешной записи показывается подтверждение с датой, временем и типом записи, а под ним — блок «Как доехать» для выбранного склада: адрес, подробное описание проезда, схема-картинка (нажмите — откроется на весь экран) и ссылки «Маршрут в Яндекс.Картах» и «Найти в 2ГИС», построенные по адресу склада. Описание и схему заполняет менеджер в карточке склада (раздел 4.2); если они не заполнены, блок показывает только адрес и ссылки, а при пустом адресе скрывается целиком.</w:t>
+        <w:t xml:space="preserve">После успешной записи показывается подтверждение с датой, временем и типом записи, а под ним — блок «Как доехать» для выбранного склада:</w:t>
+      </w:r>
+    </w:p>
+    <w:p>
+      <w:pPr>
+        <w:pStyle w:val="ListParagraph"/>
+        <w:numPr>
+          <w:ilvl w:val="0"/>
+          <w:numId w:val="2"/>
+        </w:numPr>
+        <w:spacing w:after="80"/>
+      </w:pPr>
+      <w:r>
+        <w:rPr>
+          <w:sz w:val="22"/>
+          <w:szCs w:val="22"/>
+        </w:rPr>
+        <w:t xml:space="preserve">адрес склада и подробное описание проезда;</w:t>
+      </w:r>
+    </w:p>
+    <w:p>
+      <w:pPr>
+        <w:pStyle w:val="ListParagraph"/>
+        <w:numPr>
+          <w:ilvl w:val="0"/>
+          <w:numId w:val="2"/>
+        </w:numPr>
+        <w:spacing w:after="80"/>
+      </w:pPr>
+      <w:r>
+        <w:rPr>
+          <w:b/>
+          <w:bCs/>
+          <w:sz w:val="22"/>
+          <w:szCs w:val="22"/>
+        </w:rPr>
+        <w:t xml:space="preserve">раздел «Как доехать из Москвы» — </w:t>
+      </w:r>
+      <w:r>
+        <w:rPr>
+          <w:sz w:val="22"/>
+          <w:szCs w:val="22"/>
+        </w:rPr>
+        <w:t xml:space="preserve">пошаговый маршрут (шаги задаёт менеджер в карточке склада) и автоматически рисуемая схема: слева Москва (кольцо МКАД), по трассе — пронумерованные точки шагов с подписями, справа склад, отмеченный логотипом компании; рядом ссылка «Построить маршрут из Москвы в Яндекс.Картах»;</w:t>
+      </w:r>
+    </w:p>
+    <w:p>
+      <w:pPr>
+        <w:pStyle w:val="ListParagraph"/>
+        <w:numPr>
+          <w:ilvl w:val="0"/>
+          <w:numId w:val="2"/>
+        </w:numPr>
+        <w:spacing w:after="80"/>
+      </w:pPr>
+      <w:r>
+        <w:rPr>
+          <w:sz w:val="22"/>
+          <w:szCs w:val="22"/>
+        </w:rPr>
+        <w:t xml:space="preserve">загруженная менеджером схема-картинка (нажмите — откроется на весь экран);</w:t>
+      </w:r>
+    </w:p>
+    <w:p>
+      <w:pPr>
+        <w:pStyle w:val="ListParagraph"/>
+        <w:numPr>
+          <w:ilvl w:val="0"/>
+          <w:numId w:val="2"/>
+        </w:numPr>
+        <w:spacing w:after="80"/>
+      </w:pPr>
+      <w:r>
+        <w:rPr>
+          <w:sz w:val="22"/>
+          <w:szCs w:val="22"/>
+        </w:rPr>
+        <w:t xml:space="preserve">ссылки «Маршрут в Яндекс.Картах» и «Найти в 2ГИС», построенные по адресу склада.</w:t>
+      </w:r>
+    </w:p>
+    <w:p>
+      <w:pPr>
+        <w:spacing w:after="120" w:before="0"/>
+      </w:pPr>
+      <w:r>
+        <w:rPr>
+          <w:sz w:val="22"/>
+          <w:szCs w:val="22"/>
+        </w:rPr>
+        <w:t xml:space="preserve">Все данные заполняются в карточке склада (раздел 3.2); незаполненные части блока просто не показываются, а при пустом адресе и маршруте блок скрывается целиком.</w:t>
       </w:r>
     </w:p>
     <w:p>
@@ -2546,7 +2635,7 @@
           <w:sz w:val="18"/>
           <w:szCs w:val="18"/>
         </w:rPr>
-        <w:t xml:space="preserve">Рис. 5. Подтверждение записи с описанием и схемой проезда</w:t>
+        <w:t xml:space="preserve">Рис. 5. Подтверждение записи: маршрут из Москвы со схемой (склад отмечен логотипом) и схема проезда</w:t>
       </w:r>
     </w:p>
     <w:p>
@@ -2691,7 +2780,7 @@
           <w:sz w:val="18"/>
           <w:szCs w:val="18"/>
         </w:rPr>
-        <w:t xml:space="preserve">Рис. 7. «Ваша запись»: все данные брони, статус и кнопка отмены</w:t>
+        <w:t xml:space="preserve">Рис. 7. «Ваша запись»: данные брони, статус и полный блок «Как доехать» со схемой</w:t>
       </w:r>
     </w:p>
     <w:p>
@@ -2703,7 +2792,7 @@
           <w:sz w:val="22"/>
           <w:szCs w:val="22"/>
         </w:rPr>
-        <w:t xml:space="preserve">В деталях видны: дата, время, тип, склад с адресом, текущий статус, имя, телефон, организация, счета, комментарий, класс машины, вид загрузки и время создания заявки.</w:t>
+        <w:t xml:space="preserve">В деталях видны: дата, время, тип, склад с адресом, текущий статус, имя, телефон, организация, счета, комментарий, класс машины, вид загрузки и время создания заявки. Ниже — тот же блок «Как доехать», что и в окне «Вы записаны!»: описание проезда, маршрут из Москвы со схемой и логотипом склада, картинка-схема и ссылки на карты, — чтобы клиент мог в любой момент открыть свою запись и посмотреть дорогу.</w:t>
       </w:r>
     </w:p>
     <w:p>
@@ -3143,87 +3232,7 @@
           <w:sz w:val="17"/>
           <w:szCs w:val="17"/>
         </w:rPr>
-        <w:t xml:space="preserve">Менеджер заказа: Иванов И.И. +79991234567</w:t>
-      </w:r>
-    </w:p>
-    <w:p>
-      <w:pPr>
-        <w:spacing w:after="120" w:before="0"/>
-      </w:pPr>
-      <w:r>
-        <w:rPr>
-          <w:sz w:val="22"/>
-          <w:szCs w:val="22"/>
-        </w:rPr>
-        <w:t xml:space="preserve">Телефон менеджера заказа добавляется автоматически, если он корректно распознан в данных 1С по указанным счетам (до двух уникальных менеджеров). Некорректные и внутренние номера в SMS не попадают.</w:t>
-      </w:r>
-    </w:p>
-    <w:p>
-      <w:r>
-        <w:br w:type="page"/>
-      </w:r>
-    </w:p>
-    <w:p>
-      <w:pPr>
-        <w:pStyle w:val="Heading1"/>
-        <w:spacing w:after="160" w:before="320"/>
-      </w:pPr>
-      <w:r>
-        <w:t xml:space="preserve">3. Кабинет менеджера</w:t>
-      </w:r>
-    </w:p>
-    <w:p>
-      <w:pPr>
-        <w:spacing w:after="120" w:before="0"/>
-      </w:pPr>
-      <w:r>
-        <w:rPr>
-          <w:sz w:val="22"/>
-          <w:szCs w:val="22"/>
-        </w:rPr>
-        <w:t xml:space="preserve">Адрес: /manager.html. Вход по логину и паролю. В шапке — текущее время сервера в часовом поясе склада и ссылка на кабинет кладовщиков. Вкладки: Заказы, Статистика, Кладовщики, Классы машин (справочники), Менеджеры, Склады, Номенклатура, Сообщения, Заказы 1С, Настройки и другие.</w:t>
-      </w:r>
-    </w:p>
-    <w:p>
-      <w:pPr>
-        <w:pStyle w:val="Heading2"/>
-        <w:spacing w:after="140" w:before="260"/>
-      </w:pPr>
-      <w:r>
-        <w:t xml:space="preserve">3.1. Вкладка «Заказы»</w:t>
-      </w:r>
-    </w:p>
-    <w:p>
-      <w:pPr>
-        <w:spacing w:after="120" w:before="0"/>
-      </w:pPr>
-      <w:r>
-        <w:rPr>
-          <w:sz w:val="22"/>
-          <w:szCs w:val="22"/>
-        </w:rPr>
-        <w:t xml:space="preserve">Основной рабочий экран: фильтры по дате, типу и складу; по каждой заявке — клиент, телефон, организация, счета с данными 1С (менеджер, инженер, готовность), комментарий. Действия: подтвердить, передать кладовщику, взять на сборку, завершить, отменить, вернуть со сборки. Рядом с менеджером и инженером из 1С — кнопки «✉» для отправки SMS по шаблону. Менеджер без прав администратора видит только назначенные ему склады.</w:t>
-      </w:r>
-    </w:p>
-    <w:p>
-      <w:pPr>
-        <w:pStyle w:val="Heading2"/>
-        <w:spacing w:after="140" w:before="260"/>
-      </w:pPr>
-      <w:r>
-        <w:t xml:space="preserve">3.2. Склады: адрес и схема проезда</w:t>
-      </w:r>
-    </w:p>
-    <w:p>
-      <w:pPr>
-        <w:spacing w:after="120" w:before="0"/>
-      </w:pPr>
-      <w:r>
-        <w:rPr>
-          <w:sz w:val="22"/>
-          <w:szCs w:val="22"/>
-        </w:rPr>
-        <w:t xml:space="preserve">Вкладка «Склады» → «Добавить» / «Изменить». Помимо названия, адреса и признака «Склад по умолчанию», в карточке склада заполняются:</w:t>
+        <w:t xml:space="preserve">Менеджер заказа: Иванов И.И. +79991234567. Логист: Петрова А.С. +79165554433</w:t>
       </w:r>
     </w:p>
     <w:p>
@@ -3242,14 +3251,160 @@
           <w:sz w:val="22"/>
           <w:szCs w:val="22"/>
         </w:rPr>
-        <w:t xml:space="preserve">Как доехать — </w:t>
+        <w:t xml:space="preserve">Менеджер заказа </w:t>
       </w:r>
       <w:r>
         <w:rPr>
           <w:sz w:val="22"/>
           <w:szCs w:val="22"/>
         </w:rPr>
+        <w:t xml:space="preserve">— добавляется автоматически, если телефон корректно распознан в данных 1С по указанным счетам (до двух уникальных менеджеров). Некорректные и внутренние номера в SMS не попадают.</w:t>
+      </w:r>
+    </w:p>
+    <w:p>
+      <w:pPr>
+        <w:pStyle w:val="ListParagraph"/>
+        <w:numPr>
+          <w:ilvl w:val="0"/>
+          <w:numId w:val="2"/>
+        </w:numPr>
+        <w:spacing w:after="80"/>
+      </w:pPr>
+      <w:r>
+        <w:rPr>
+          <w:b/>
+          <w:bCs/>
+          <w:sz w:val="22"/>
+          <w:szCs w:val="22"/>
+        </w:rPr>
+        <w:t xml:space="preserve">Логист </w:t>
+      </w:r>
+      <w:r>
+        <w:rPr>
+          <w:sz w:val="22"/>
+          <w:szCs w:val="22"/>
+        </w:rPr>
+        <w:t xml:space="preserve">— добавляется, если в справочнике «Логисты» (раздел 3.3) заполнен хотя бы один: берётся первый по алфавиту логист с телефоном (если телефонов нет ни у кого — первый по алфавиту, только ФИО). ФИО сокращается до «Фамилия И.О.».</w:t>
+      </w:r>
+    </w:p>
+    <w:p>
+      <w:r>
+        <w:br w:type="page"/>
+      </w:r>
+    </w:p>
+    <w:p>
+      <w:pPr>
+        <w:pStyle w:val="Heading1"/>
+        <w:spacing w:after="160" w:before="320"/>
+      </w:pPr>
+      <w:r>
+        <w:t xml:space="preserve">3. Кабинет менеджера</w:t>
+      </w:r>
+    </w:p>
+    <w:p>
+      <w:pPr>
+        <w:spacing w:after="120" w:before="0"/>
+      </w:pPr>
+      <w:r>
+        <w:rPr>
+          <w:sz w:val="22"/>
+          <w:szCs w:val="22"/>
+        </w:rPr>
+        <w:t xml:space="preserve">Адрес: /manager.html. Вход по логину и паролю. В шапке — текущее время сервера в часовом поясе склада и ссылка на кабинет кладовщиков. Вкладки: Заказы, Статистика, Кладовщики, Классы машин (справочники), Менеджеры, Склады, Номенклатура, Сообщения, Заказы 1С, Настройки и другие.</w:t>
+      </w:r>
+    </w:p>
+    <w:p>
+      <w:pPr>
+        <w:pStyle w:val="Heading2"/>
+        <w:spacing w:after="140" w:before="260"/>
+      </w:pPr>
+      <w:r>
+        <w:t xml:space="preserve">3.1. Вкладка «Заказы»</w:t>
+      </w:r>
+    </w:p>
+    <w:p>
+      <w:pPr>
+        <w:spacing w:after="120" w:before="0"/>
+      </w:pPr>
+      <w:r>
+        <w:rPr>
+          <w:sz w:val="22"/>
+          <w:szCs w:val="22"/>
+        </w:rPr>
+        <w:t xml:space="preserve">Основной рабочий экран: фильтры по дате, типу и складу; по каждой заявке — клиент, телефон, организация, счета с данными 1С (менеджер, инженер, готовность), комментарий. Действия: подтвердить, передать кладовщику, взять на сборку, завершить, отменить, вернуть со сборки. Рядом с менеджером и инженером из 1С — кнопки «✉» для отправки SMS по шаблону. Менеджер без прав администратора видит только назначенные ему склады.</w:t>
+      </w:r>
+    </w:p>
+    <w:p>
+      <w:pPr>
+        <w:pStyle w:val="Heading2"/>
+        <w:spacing w:after="140" w:before="260"/>
+      </w:pPr>
+      <w:r>
+        <w:t xml:space="preserve">3.2. Склады: адрес и схема проезда</w:t>
+      </w:r>
+    </w:p>
+    <w:p>
+      <w:pPr>
+        <w:spacing w:after="120" w:before="0"/>
+      </w:pPr>
+      <w:r>
+        <w:rPr>
+          <w:sz w:val="22"/>
+          <w:szCs w:val="22"/>
+        </w:rPr>
+        <w:t xml:space="preserve">Вкладка «Склады» → «Добавить» / «Изменить». Помимо названия, адреса и признака «Склад по умолчанию», в карточке склада заполняются:</w:t>
+      </w:r>
+    </w:p>
+    <w:p>
+      <w:pPr>
+        <w:pStyle w:val="ListParagraph"/>
+        <w:numPr>
+          <w:ilvl w:val="0"/>
+          <w:numId w:val="2"/>
+        </w:numPr>
+        <w:spacing w:after="80"/>
+      </w:pPr>
+      <w:r>
+        <w:rPr>
+          <w:b/>
+          <w:bCs/>
+          <w:sz w:val="22"/>
+          <w:szCs w:val="22"/>
+        </w:rPr>
+        <w:t xml:space="preserve">Как доехать — </w:t>
+      </w:r>
+      <w:r>
+        <w:rPr>
+          <w:sz w:val="22"/>
+          <w:szCs w:val="22"/>
+        </w:rPr>
         <w:t xml:space="preserve">многострочное описание маршрута. Показывается клиенту в окне «Вы записаны!».</w:t>
+      </w:r>
+    </w:p>
+    <w:p>
+      <w:pPr>
+        <w:pStyle w:val="ListParagraph"/>
+        <w:numPr>
+          <w:ilvl w:val="0"/>
+          <w:numId w:val="2"/>
+        </w:numPr>
+        <w:spacing w:after="80"/>
+      </w:pPr>
+      <w:r>
+        <w:rPr>
+          <w:b/>
+          <w:bCs/>
+          <w:sz w:val="22"/>
+          <w:szCs w:val="22"/>
+        </w:rPr>
+        <w:t xml:space="preserve">Маршрут из Москвы — </w:t>
+      </w:r>
+      <w:r>
+        <w:rPr>
+          <w:sz w:val="22"/>
+          <w:szCs w:val="22"/>
+        </w:rPr>
+        <w:t xml:space="preserve">пошаговое описание (каждый шаг с новой строки). По шагам автоматически строится рисованная схема «Москва → склад» в окнах «Вы записаны!» и «Ваша запись»; склад на схеме отмечается логотипом компании.</w:t>
       </w:r>
     </w:p>
     <w:p>
@@ -3337,7 +3492,7 @@
           <w:sz w:val="18"/>
           <w:szCs w:val="18"/>
         </w:rPr>
-        <w:t xml:space="preserve">Рис. 12. Карточка склада: описание проезда и схема с предпросмотром</w:t>
+        <w:t xml:space="preserve">Рис. 12. Карточка склада: описание проезда, маршрут из Москвы и схема с предпросмотром</w:t>
       </w:r>
     </w:p>
     <w:p>
@@ -4502,7 +4657,7 @@
                 <w:sz w:val="19"/>
                 <w:szCs w:val="19"/>
               </w:rPr>
-              <w:t xml:space="preserve">Склады: id, название, адрес, признак «по умолчанию», описание проезда.</w:t>
+              <w:t xml:space="preserve">Склады: id, название, адрес, признак «по умолчанию», описание проезда и маршрут из Москвы (route_moscow).</w:t>
             </w:r>
           </w:p>
         </w:tc>
@@ -6227,7 +6382,7 @@
                 <w:sz w:val="19"/>
                 <w:szCs w:val="19"/>
               </w:rPr>
-              <w:t xml:space="preserve">График «Бронирования» пуст</w:t>
+              <w:t xml:space="preserve">«Ошибка базы данных…» / HTTP 500 в логистах или статистике</w:t>
             </w:r>
           </w:p>
         </w:tc>
@@ -6251,7 +6406,7 @@
                 <w:sz w:val="19"/>
                 <w:szCs w:val="19"/>
               </w:rPr>
-              <w:t xml:space="preserve">В выбранном периоде нет броней — интерфейс подскажет общее число за всю историю; выберите интервал крупнее («По неделям», «По годам»).</w:t>
+              <w:t xml:space="preserve">В активной СУБД (обычно PostgreSQL после миграции) не хватало новых таблиц. При старте приложение досоздаёт их автоматически (ensureFeatureSchema) — просто перезапустите его.</w:t>
             </w:r>
           </w:p>
         </w:tc>
@@ -6276,7 +6431,7 @@
                 <w:sz w:val="19"/>
                 <w:szCs w:val="19"/>
               </w:rPr>
-              <w:t xml:space="preserve">Окно показано как «Просрочено», хотя время не прошло</w:t>
+              <w:t xml:space="preserve">График «Бронирования» пуст</w:t>
             </w:r>
           </w:p>
         </w:tc>
@@ -6299,7 +6454,7 @@
                 <w:sz w:val="19"/>
                 <w:szCs w:val="19"/>
               </w:rPr>
-              <w:t xml:space="preserve">До начала окна меньше минимального срока записи (по умолчанию 45 минут) — настройка «За сколько минут до начала окна можно записаться». Проверьте также часовой пояс склада.</w:t>
+              <w:t xml:space="preserve">В выбранном периоде нет броней — интерфейс подскажет общее число за всю историю; выберите интервал крупнее («По неделям», «По годам»).</w:t>
             </w:r>
           </w:p>
         </w:tc>
@@ -6325,7 +6480,7 @@
                 <w:sz w:val="19"/>
                 <w:szCs w:val="19"/>
               </w:rPr>
-              <w:t xml:space="preserve">Клиент не получил SMS</w:t>
+              <w:t xml:space="preserve">Окно показано как «Просрочено», хотя время не прошло</w:t>
             </w:r>
           </w:p>
         </w:tc>
@@ -6349,7 +6504,7 @@
                 <w:sz w:val="19"/>
                 <w:szCs w:val="19"/>
               </w:rPr>
-              <w:t xml:space="preserve">Не задан API-ключ sms.ru, либо номер некорректен. Ключ — в настройках, блок «SMS уведомления».</w:t>
+              <w:t xml:space="preserve">До начала окна меньше минимального срока записи (по умолчанию 45 минут) — настройка «За сколько минут до начала окна можно записаться». Проверьте также часовой пояс склада.</w:t>
             </w:r>
           </w:p>
         </w:tc>
@@ -6374,7 +6529,7 @@
                 <w:sz w:val="19"/>
                 <w:szCs w:val="19"/>
               </w:rPr>
-              <w:t xml:space="preserve">Блок «Как доехать» не показался после записи</w:t>
+              <w:t xml:space="preserve">Клиент не получил SMS</w:t>
             </w:r>
           </w:p>
         </w:tc>
@@ -6397,7 +6552,7 @@
                 <w:sz w:val="19"/>
                 <w:szCs w:val="19"/>
               </w:rPr>
-              <w:t xml:space="preserve">У склада не заполнены адрес/описание/схема — заполните карточку склада.</w:t>
+              <w:t xml:space="preserve">Не задан API-ключ sms.ru, либо номер некорректен. Ключ — в настройках, блок «SMS уведомления».</w:t>
             </w:r>
           </w:p>
         </w:tc>
@@ -6423,7 +6578,7 @@
                 <w:sz w:val="19"/>
                 <w:szCs w:val="19"/>
               </w:rPr>
-              <w:t xml:space="preserve">Внешнее API отвечает 401/503</w:t>
+              <w:t xml:space="preserve">Блок «Как доехать» не показался после записи</w:t>
             </w:r>
           </w:p>
         </w:tc>
@@ -6447,7 +6602,7 @@
                 <w:sz w:val="19"/>
                 <w:szCs w:val="19"/>
               </w:rPr>
-              <w:t xml:space="preserve">Неверный ключ (перегенерирован?) или API выключено в настройках.</w:t>
+              <w:t xml:space="preserve">У склада не заполнены адрес/описание/схема — заполните карточку склада.</w:t>
             </w:r>
           </w:p>
         </w:tc>
@@ -6472,6 +6627,55 @@
                 <w:sz w:val="19"/>
                 <w:szCs w:val="19"/>
               </w:rPr>
+              <w:t xml:space="preserve">Внешнее API отвечает 401/503</w:t>
+            </w:r>
+          </w:p>
+        </w:tc>
+        <w:tc>
+          <w:tcPr>
+            <w:tcW w:type="dxa" w:w="5700"/>
+            <w:tcMar>
+              <w:top w:type="dxa" w:w="60"/>
+              <w:left w:type="dxa" w:w="100"/>
+              <w:bottom w:type="dxa" w:w="60"/>
+              <w:right w:type="dxa" w:w="100"/>
+            </w:tcMar>
+          </w:tcPr>
+          <w:p>
+            <w:pPr>
+              <w:spacing w:after="0"/>
+            </w:pPr>
+            <w:r>
+              <w:rPr>
+                <w:sz w:val="19"/>
+                <w:szCs w:val="19"/>
+              </w:rPr>
+              <w:t xml:space="preserve">Неверный ключ (перегенерирован?) или API выключено в настройках.</w:t>
+            </w:r>
+          </w:p>
+        </w:tc>
+      </w:tr>
+      <w:tr>
+        <w:tc>
+          <w:tcPr>
+            <w:tcW w:type="dxa" w:w="3900"/>
+            <w:shd w:fill="F7FAFC" w:val="clear"/>
+            <w:tcMar>
+              <w:top w:type="dxa" w:w="60"/>
+              <w:left w:type="dxa" w:w="100"/>
+              <w:bottom w:type="dxa" w:w="60"/>
+              <w:right w:type="dxa" w:w="100"/>
+            </w:tcMar>
+          </w:tcPr>
+          <w:p>
+            <w:pPr>
+              <w:spacing w:after="0"/>
+            </w:pPr>
+            <w:r>
+              <w:rPr>
+                <w:sz w:val="19"/>
+                <w:szCs w:val="19"/>
+              </w:rPr>
               <w:t xml:space="preserve">«Ваша запись» не открывается по телефону</w:t>
             </w:r>
           </w:p>
@@ -6479,6 +6683,7 @@
         <w:tc>
           <w:tcPr>
             <w:tcW w:type="dxa" w:w="5700"/>
+            <w:shd w:fill="F7FAFC" w:val="clear"/>
             <w:tcMar>
               <w:top w:type="dxa" w:w="60"/>
               <w:left w:type="dxa" w:w="100"/>
